--- a/assets/documents/flex-starter-kit-program-rules.docx
+++ b/assets/documents/flex-starter-kit-program-rules.docx
@@ -910,7 +910,21 @@
           <w:rFonts w:ascii="Times New Roman" w:hAnsi="Times New Roman" w:cs="Times New Roman"/>
           <w:lang w:val="ru-RU"/>
         </w:rPr>
-        <w:t>по специальной цене в размере 6 990 (шесть тысяч девятьсот девяносто) тенге</w:t>
+        <w:t>по специальной цене в размере 6 9</w:t>
+      </w:r>
+      <w:r>
+        <w:rPr>
+          <w:rFonts w:ascii="Times New Roman" w:hAnsi="Times New Roman" w:cs="Times New Roman"/>
+          <w:lang w:val="ru-RU"/>
+        </w:rPr>
+        <w:t>0</w:t>
+      </w:r>
+      <w:r>
+        <w:rPr>
+          <w:rFonts w:ascii="Times New Roman" w:hAnsi="Times New Roman" w:cs="Times New Roman"/>
+          <w:lang w:val="ru-RU"/>
+        </w:rPr>
+        <w:t>0 (шесть тысяч девятьсот) тенге</w:t>
       </w:r>
       <w:r>
         <w:rPr>
@@ -1239,7 +1253,21 @@
           <w:rFonts w:ascii="Times New Roman" w:hAnsi="Times New Roman" w:cs="Times New Roman"/>
           <w:lang w:val="ru-RU"/>
         </w:rPr>
-        <w:t>Специальная цена 990 (девятьсот девяносто) тенге устанавливается исключительно в отношении электронного Устройства FLEX при условии его единовременного приобретения Участником Программы.</w:t>
+        <w:t>Специальная цена 9</w:t>
+      </w:r>
+      <w:r>
+        <w:rPr>
+          <w:rFonts w:ascii="Times New Roman" w:hAnsi="Times New Roman" w:cs="Times New Roman"/>
+          <w:lang w:val="ru-RU"/>
+        </w:rPr>
+        <w:t>0</w:t>
+      </w:r>
+      <w:r>
+        <w:rPr>
+          <w:rFonts w:ascii="Times New Roman" w:hAnsi="Times New Roman" w:cs="Times New Roman"/>
+          <w:lang w:val="ru-RU"/>
+        </w:rPr>
+        <w:t>0 (девятьсот) тенге устанавливается исключительно в отношении электронного Устройства FLEX при условии его единовременного приобретения Участником Программы.</w:t>
       </w:r>
     </w:p>
     <w:p>
@@ -1255,7 +1283,21 @@
           <w:rFonts w:ascii="Times New Roman" w:hAnsi="Times New Roman" w:cs="Times New Roman"/>
           <w:lang w:val="ru-RU"/>
         </w:rPr>
-        <w:t>Совокупная стоимость Стартового набора при единовременной покупке составляет 6 990 (шесть тысяч девятьсот девяносто) тенге.</w:t>
+        <w:t>Совокупная стоимость Стартового набора при единовременной покупке составляет 6 9</w:t>
+      </w:r>
+      <w:r>
+        <w:rPr>
+          <w:rFonts w:ascii="Times New Roman" w:hAnsi="Times New Roman" w:cs="Times New Roman"/>
+          <w:lang w:val="ru-RU"/>
+        </w:rPr>
+        <w:t>0</w:t>
+      </w:r>
+      <w:r>
+        <w:rPr>
+          <w:rFonts w:ascii="Times New Roman" w:hAnsi="Times New Roman" w:cs="Times New Roman"/>
+          <w:lang w:val="ru-RU"/>
+        </w:rPr>
+        <w:t>0 (шесть тысяч девятьсот) тенге.</w:t>
       </w:r>
     </w:p>
     <w:p>
@@ -5507,7 +5549,12 @@
 </file>
 
 <file path=customXml/item2.xml><?xml version="1.0" encoding="utf-8"?>
-<b:Sources xmlns:b="http://schemas.openxmlformats.org/officeDocument/2006/bibliography" xmlns="http://schemas.openxmlformats.org/officeDocument/2006/bibliography" SelectedStyle="\APASixthEditionOfficeOnline.xsl" StyleName="APA" Version="6"/>
+<?mso-contentType ?>
+<FormTemplates xmlns="http://schemas.microsoft.com/sharepoint/v3/contenttype/forms">
+  <Display>DocumentLibraryForm</Display>
+  <Edit>DocumentLibraryForm</Edit>
+  <New>DocumentLibraryForm</New>
+</FormTemplates>
 </file>
 
 <file path=customXml/item3.xml><?xml version="1.0" encoding="utf-8"?>
@@ -5521,12 +5568,7 @@
 </file>
 
 <file path=customXml/item4.xml><?xml version="1.0" encoding="utf-8"?>
-<?mso-contentType ?>
-<FormTemplates xmlns="http://schemas.microsoft.com/sharepoint/v3/contenttype/forms">
-  <Display>DocumentLibraryForm</Display>
-  <Edit>DocumentLibraryForm</Edit>
-  <New>DocumentLibraryForm</New>
-</FormTemplates>
+<b:Sources xmlns:b="http://schemas.openxmlformats.org/officeDocument/2006/bibliography" xmlns="http://schemas.openxmlformats.org/officeDocument/2006/bibliography" SelectedStyle="\APASixthEditionOfficeOnline.xsl" StyleName="APA" Version="6"/>
 </file>
 
 <file path=customXml/itemProps1.xml><?xml version="1.0" encoding="utf-8"?>
@@ -5549,9 +5591,9 @@
 </file>
 
 <file path=customXml/itemProps2.xml><?xml version="1.0" encoding="utf-8"?>
-<ds:datastoreItem xmlns:ds="http://schemas.openxmlformats.org/officeDocument/2006/customXml" ds:itemID="{7281F037-1D08-4716-81D1-A3603B45040F}">
+<ds:datastoreItem xmlns:ds="http://schemas.openxmlformats.org/officeDocument/2006/customXml" ds:itemID="{9DA6E07A-CD35-410F-A360-D38A682CF56A}">
   <ds:schemaRefs>
-    <ds:schemaRef ds:uri="http://schemas.openxmlformats.org/officeDocument/2006/bibliography"/>
+    <ds:schemaRef ds:uri="http://schemas.microsoft.com/sharepoint/v3/contenttype/forms"/>
   </ds:schemaRefs>
 </ds:datastoreItem>
 </file>
@@ -5567,9 +5609,9 @@
 </file>
 
 <file path=customXml/itemProps4.xml><?xml version="1.0" encoding="utf-8"?>
-<ds:datastoreItem xmlns:ds="http://schemas.openxmlformats.org/officeDocument/2006/customXml" ds:itemID="{9DA6E07A-CD35-410F-A360-D38A682CF56A}">
+<ds:datastoreItem xmlns:ds="http://schemas.openxmlformats.org/officeDocument/2006/customXml" ds:itemID="{7281F037-1D08-4716-81D1-A3603B45040F}">
   <ds:schemaRefs>
-    <ds:schemaRef ds:uri="http://schemas.microsoft.com/sharepoint/v3/contenttype/forms"/>
+    <ds:schemaRef ds:uri="http://schemas.openxmlformats.org/officeDocument/2006/bibliography"/>
   </ds:schemaRefs>
 </ds:datastoreItem>
 </file>
